--- a/resources/issue-notice-ee-template-2.docx
+++ b/resources/issue-notice-ee-template-2.docx
@@ -353,9 +353,6 @@
         <w:tc>
           <w:tcPr>
             <w:tcW w:w="6480" w:type="dxa"/>
-            <w:tcBorders>
-              <w:bottom w:val="single" w:sz="12" w:space="0" w:color="auto"/>
-            </w:tcBorders>
           </w:tcPr>
           <w:p>
             <w:pPr>
@@ -376,9 +373,6 @@
         <w:tc>
           <w:tcPr>
             <w:tcW w:w="2880" w:type="dxa"/>
-            <w:tcBorders>
-              <w:bottom w:val="single" w:sz="12" w:space="0" w:color="auto"/>
-            </w:tcBorders>
           </w:tcPr>
           <w:p>
             <w:pPr>
